--- a/flow/20230914_vu_template/В,У - Мінея/09-Вересень/26-__-переставлення_Йоана_Богослова.docx
+++ b/flow/20230914_vu_template/В,У - Мінея/09-Вересень/26-__-переставлення_Йоана_Богослова.docx
@@ -47,7 +47,7 @@
           <w:szCs w:val="24"/>
           <w:lang w:val="ru-MD"/>
         </w:rPr>
-        <w:t xml:space="preserve"> Переставлення св. ап. і єв. Йоана Богослова. </w:t>
+        <w:t xml:space="preserve"> Переставлення св. ап. і єв. Івана Богослова. </w:t>
       </w:r>
     </w:p>
     <w:p>
@@ -814,8 +814,7 @@
           <w:sz w:val="24"/>
           <w:szCs w:val="24"/>
         </w:rPr>
-        <w:lastRenderedPageBreak/>
-        <w:t>Виходить чоловік до свого діла,* і до своєї праці аж до вечора.</w:t>
+        <w:t>Виходить людина до свого діла,* і до своєї праці аж до вечора.</w:t>
       </w:r>
     </w:p>
     <w:p>
@@ -1306,7 +1305,7 @@
           <w:sz w:val="24"/>
           <w:szCs w:val="24"/>
         </w:rPr>
-        <w:t>о милости твоєї, але вислухай, Господи, усі наші спасенні прохання, і вчини нас достойними любити і боятися тебе від усього серця нашого і творити в усьому волю твою. Бо ти є добрий і чоловіколюбний Бог, і тобі славу віддаємо: Отцю, і Сину, і Святому Духов</w:t>
+        <w:t>о милости твоєї, але вислухай, Господи, усі наші спасенні прохання, і вчини нас достойними любити і боятися тебе від усього серця нашого і творити в усьому волю твою. Бо ти є добрий і людинолюбний Бог, і тобі славу віддаємо: Отцю, і Сину, і Святому Духов</w:t>
       </w:r>
       <w:r>
         <w:rPr>
@@ -1387,7 +1386,7 @@
           <w:sz w:val="24"/>
           <w:szCs w:val="24"/>
         </w:rPr>
-        <w:t>ю, що знаєш думки людські, що відаєш те, чого ми потребуємо, і багато більше, ніж ми просимо, або розуміємо. Самий ти, чоловіколюбний Царю, у всьому добрий, задовольни нас багатством твоїх ласк, щоб ми непостидною совістю призивали святе ім'я твоє; і не вв</w:t>
+        <w:t>ю, що знаєш думки людські, що відаєш те, чого ми потребуємо, і багато більше, ніж ми просимо, або розуміємо. Самий ти, людинолюбний Царю, у всьому добрий, задовольни нас багатством твоїх ласк, щоб ми непостидною совістю призивали святе ім'я твоє; і не вв</w:t>
       </w:r>
       <w:r>
         <w:rPr>
@@ -1439,7 +1438,7 @@
           <w:sz w:val="24"/>
           <w:szCs w:val="24"/>
         </w:rPr>
-        <w:t xml:space="preserve"> Святого твого Духа, − милістю, щедротами і чоловіколюб'ям єдинородного Сина твого, з яким і ти є благословенний, з пресвятим, добрим і животворящим твоїм Духом, нині і повсякчас, і на віки віків. Амінь.</w:t>
+        <w:t xml:space="preserve"> Святого твого Духа, − милістю, щедротами і людинолюб'ям єдинородного Сина твого, з яким і ти є благословенний, з пресвятим, добрим і животворящим твоїм Духом, нині і повсякчас, і на віки віків. Амінь.</w:t>
       </w:r>
     </w:p>
     <w:p>
@@ -1483,7 +1482,7 @@
           <w:sz w:val="24"/>
           <w:szCs w:val="24"/>
         </w:rPr>
-        <w:t xml:space="preserve"> чоловіколюбного Бога нашого. Бо ти Бог наш і тобі славу віддаємо: Отцю, і Сину, і Святому Духові, нині і повсякчас, і на віки віків. Амінь.</w:t>
+        <w:t xml:space="preserve"> людинолюбного Бога нашого. Бо ти Бог наш і тобі славу віддаємо: Отцю, і Сину, і Святому Духові, нині і повсякчас, і на віки віків. Амінь.</w:t>
       </w:r>
     </w:p>
     <w:p>
@@ -1543,7 +1542,7 @@
           <w:sz w:val="24"/>
           <w:szCs w:val="24"/>
         </w:rPr>
-        <w:t>оєї доброти, приносячи твоєму милосердю молитви і моління, за наші і всіх твоїх людей провини. Відвідай їх задля молитов святої Богородиці. Бо ти є добрий і чоловіколюбний Бог, і тобі віддаємо славу: Отцю, і Сину, і Святому Духові, нині і повсякчас, і на в</w:t>
+        <w:t>оєї доброти, приносячи твоєму милосердю молитви і моління, за наші і всіх твоїх людей провини. Відвідай їх задля молитов святої Богородиці. Бо ти є добрий і людинолюбний Бог, і тобі віддаємо славу: Отцю, і Сину, і Святому Духові, нині і повсякчас, і на в</w:t>
       </w:r>
       <w:r>
         <w:rPr>
@@ -7951,7 +7950,7 @@
           <w:sz w:val="24"/>
           <w:szCs w:val="24"/>
         </w:rPr>
-        <w:t>Добрий Чоловіколюбче Царю, що все благословляєш! Молимось тобі наполегливо, серцем сокрушеним і духом смиренним: Благослови наші входи і виходи, Христе, істин</w:t>
+        <w:t>Добрий Людинолюбче Царю, що все благословляєш! Молимось тобі наполегливо, серцем сокрушеним і духом смиренним: Благослови наші входи і виходи, Христе, істин</w:t>
       </w:r>
       <w:r>
         <w:rPr>
@@ -11362,7 +11361,7 @@
           <w:szCs w:val="24"/>
           <w:u w:val="single"/>
         </w:rPr>
-        <w:t>лав, щоб правити днем, а місяць і зорі, щоб володіли ніччю, нас же грішних вчинив достойними і в теперішню годину стати перед твоїм обличчям, щоб тебе визнавати і принести тобі вечірнє славослов'я. Направ, Чоловіколюбче, молитву нашу, немов кадило, перед т</w:t>
+        <w:t>лав, щоб правити днем, а місяць і зорі, щоб володіли ніччю, нас же грішних вчинив достойними і в теперішню годину стати перед твоїм обличчям, щоб тебе визнавати і принести тобі вечірнє славослов'я. Направ, Людинолюбче, молитву нашу, немов кадило, перед т</w:t>
       </w:r>
       <w:r>
         <w:rPr>
@@ -11671,7 +11670,7 @@
           <w:sz w:val="24"/>
           <w:szCs w:val="24"/>
         </w:rPr>
-        <w:t>бою, страшним і чоловіколюбним Суддею, слуги твої схилили свої голови і зігнули свої шиї, не від людей очікуючи допомоги, але на твою надіючись милість і твого очікуючи спасіння; тож оберігай їх повсякчасно, і в цей вечір, і в прийдешню ніч збережи від уся</w:t>
+        <w:t>бою, страшним і людинолюбним Суддею, слуги твої схилили свої голови і зігнули свої шиї, не від людей очікуючи допомоги, але на твою надіючись милість і твого очікуючи спасіння; тож оберігай їх повсякчасно, і в цей вечір, і в прийдешню ніч збережи від уся</w:t>
       </w:r>
       <w:r>
         <w:rPr>
@@ -12478,7 +12477,7 @@
           <w:sz w:val="24"/>
           <w:szCs w:val="24"/>
         </w:rPr>
-        <w:t>дико, ласкавий нам у гріхах наших, і помилуй нас. Милостивий бо і чоловіколюбний Бог єси, і тобі славу віддаємо: Отцю, і Сину, і Святому Духові, нині і повсякчас, і на віки віків.</w:t>
+        <w:t>дико, ласкавий нам у гріхах наших, і помилуй нас. Милостивий бо і людинолюбний Бог єси, і тобі славу віддаємо: Отцю, і Сину, і Святому Духові, нині і повсякчас, і на віки віків.</w:t>
       </w:r>
     </w:p>
     <w:p>
@@ -12659,7 +12658,7 @@
           <w:sz w:val="24"/>
           <w:szCs w:val="24"/>
         </w:rPr>
-        <w:t xml:space="preserve"> Владико многомилостивий, Господи Ісусе Христе, Боже наш! Молитвами пречистої Владичиці нашої Богородиці і Вседіви Марії, святого славного апостола і євангелиста Йоана Богослова, переставлення якого світлу п</w:t>
+        <w:t xml:space="preserve"> Владико многомилостивий, Господи Ісусе Христе, Боже наш! Молитвами пречистої Владичиці нашої Богородиці і Вседіви Марії, святого славного апостола і євангелиста Івана Богослова, переставлення якого світлу п</w:t>
       </w:r>
       <w:r>
         <w:rPr>
@@ -12711,7 +12710,7 @@
           <w:sz w:val="24"/>
           <w:szCs w:val="24"/>
         </w:rPr>
-        <w:t xml:space="preserve"> світ твій, і спаси душі наші, як благий і чоловіколюбець.</w:t>
+        <w:t xml:space="preserve"> світ твій, і спаси душі наші, як благий і людинолюбний.</w:t>
       </w:r>
     </w:p>
     <w:p>
@@ -14829,7 +14828,7 @@
           <w:sz w:val="24"/>
           <w:szCs w:val="24"/>
         </w:rPr>
-        <w:t xml:space="preserve"> Благословення Господнє на вас, з його благодаттю і чоловіколюб'ям, завжди, нині і повсякчас, і на віки віків.</w:t>
+        <w:t xml:space="preserve"> Благословення Господнє на вас, з його благодаттю і людинолюб'ям, завжди, нині і повсякчас, і на віки віків.</w:t>
       </w:r>
     </w:p>
     <w:p>
@@ -15233,7 +15232,7 @@
           <w:sz w:val="24"/>
           <w:szCs w:val="24"/>
         </w:rPr>
-        <w:t xml:space="preserve"> Христос, істинний Бог наш, молитвами пречистої своєї Матері, святого славного апостола і євангелиста Йоана Богослова, переставлення якого світлу пам'</w:t>
+        <w:t xml:space="preserve"> Христос, істинний Бог наш, молитвами пречистої своєї Матері, святого славного апостола і євангелиста Івана Богослова, переставлення якого світлу пам'</w:t>
       </w:r>
       <w:r>
         <w:rPr>
@@ -15259,7 +15258,7 @@
           <w:sz w:val="24"/>
           <w:szCs w:val="24"/>
         </w:rPr>
-        <w:t>, і всіх святих, помилує і спасе нас, як благий і чоловіколюбець.</w:t>
+        <w:t>, і всіх святих, помилує і спасе нас, як благий і людинолюбний.</w:t>
       </w:r>
     </w:p>
     <w:p>
@@ -16818,7 +16817,7 @@
           <w:sz w:val="24"/>
           <w:szCs w:val="24"/>
         </w:rPr>
-        <w:t xml:space="preserve"> до тих, що сходять у яму.* Я став як чоловік, що допомоги не має.</w:t>
+        <w:t xml:space="preserve"> до тих, що сходять у яму.* Я став як людина, що допомоги не має.</w:t>
       </w:r>
     </w:p>
     <w:p>
@@ -18508,7 +18507,7 @@
           <w:sz w:val="24"/>
           <w:szCs w:val="24"/>
         </w:rPr>
-        <w:t xml:space="preserve"> Чоловіколюбець, аж до останнього нашого віддиху появляти тобі жертву справедливости й приноси на святих твоїх жертовниках, милістю і ласками і чоловіколюб'ям єдинородного Сина твого, з яким ти є благословенний з пресвятим, добрим і животворящим твоїм Духо</w:t>
+        <w:t xml:space="preserve"> Людинолюбець, аж до останнього нашого віддиху появляти тобі жертву справедливости й приноси на святих твоїх жертовниках, милістю і ласками і людинолюб'ям єдинородного Сина твого, з яким ти є благословенний з пресвятим, добрим і животворящим твоїм Духо</w:t>
       </w:r>
       <w:r>
         <w:rPr>
@@ -20875,7 +20874,7 @@
           <w:sz w:val="24"/>
           <w:szCs w:val="24"/>
         </w:rPr>
-        <w:t>Бо Ти благий і Чоловіколюбець Бог єси і Тобі славу возсилаємо Отцю, і Сину, і Святому Духові</w:t>
+        <w:t>Бо Ти благий і Людинолюбець Бог єси і Тобі славу возсилаємо Отцю, і Сину, і Святому Духові</w:t>
       </w:r>
       <w:r>
         <w:rPr>
@@ -22876,7 +22875,7 @@
           <w:sz w:val="24"/>
           <w:szCs w:val="24"/>
         </w:rPr>
-        <w:t>Від Йоана святого Євангелія читання.</w:t>
+        <w:t>Від Івана святого Євангелія читання.</w:t>
       </w:r>
     </w:p>
     <w:p>
@@ -23793,7 +23792,7 @@
           <w:sz w:val="24"/>
           <w:szCs w:val="24"/>
         </w:rPr>
-        <w:t>та Йоана Богослова, переставлення якого світлу пам'ять днесь урочисто святкуємо, святи́х сла́вних і всехва́льних Апо́столів; святи́х отців на́ших і вселе́нських вели́ких учителів і святи́телів Васи́лія Вели́кого, Григо́рія Богосло́ва та Йоа́на Золотоу́стог</w:t>
+        <w:t>та Івана Богослова, переставлення якого світлу пам'ять днесь урочисто святкуємо, святи́х сла́вних і всехва́льних Апо́столів; святи́х отців на́ших і вселе́нських вели́ких учителів і святи́телів Васи́лія Вели́кого, Григо́рія Богосло́ва та Йоа́на Золотоу́стог</w:t>
       </w:r>
       <w:r>
         <w:rPr>
@@ -23931,7 +23930,7 @@
           <w:szCs w:val="24"/>
           <w:u w:val="single"/>
         </w:rPr>
-        <w:t xml:space="preserve"> як Добрий і Чоловіколюбець, аж до останнього нашого віддиху появляти тобі жертву справедливости й приноси на святих твоїх жертовниках]</w:t>
+        <w:t xml:space="preserve"> як Добрий і Людинолюбець, аж до останнього нашого віддиху появляти тобі жертву справедливости й приноси на святих твоїх жертовниках]</w:t>
       </w:r>
     </w:p>
     <w:p>
@@ -30220,7 +30219,7 @@
           <w:sz w:val="24"/>
           <w:szCs w:val="24"/>
         </w:rPr>
-        <w:t>де в чому згрішили добровільно чи недобровільно, як добрий і чоловіколюбний Бог, прости і даруй нам земні й небесні добра твої:</w:t>
+        <w:t>де в чому згрішили добровільно чи недобровільно, як добрий і людинолюбний Бог, прости і даруй нам земні й небесні добра твої:</w:t>
       </w:r>
     </w:p>
     <w:p>
@@ -30654,7 +30653,7 @@
           <w:sz w:val="24"/>
           <w:szCs w:val="24"/>
         </w:rPr>
-        <w:t xml:space="preserve">о апостола і євангелиста Йоана Богослова, переставлення якого світлу пам'ять днесь урочисто святкуємо, святих, славних і всехвальних апостолів, і святого </w:t>
+        <w:t xml:space="preserve">о апостола і євангелиста Івана Богослова, переставлення якого світлу пам'ять днесь урочисто святкуємо, святих, славних і всехвальних апостолів, і святого </w:t>
       </w:r>
       <w:r>
         <w:rPr>
@@ -30672,7 +30671,7 @@
           <w:sz w:val="24"/>
           <w:szCs w:val="24"/>
         </w:rPr>
-        <w:t>, і всіх святих, помилує і спасе нас, як благий і чоловіколюбець.</w:t>
+        <w:t>, і всіх святих, помилує і спасе нас, як благий і людинолюбний.</w:t>
       </w:r>
     </w:p>
     <w:p>
